--- a/frontend/public/documents/prepza-dpia-template.docx
+++ b/frontend/public/documents/prepza-dpia-template.docx
@@ -16,7 +16,7 @@
         <w:pStyle w:val="FirstParagraph"/>
       </w:pPr>
       <w:r>
-        <w:t xml:space="preserve">Version: 2026-11-01</w:t>
+        <w:t xml:space="preserve">Version: 2026-11-08</w:t>
       </w:r>
       <w:r>
         <w:br/>
@@ -968,19 +968,7 @@
         </w:numPr>
       </w:pPr>
       <w:r>
-        <w:t xml:space="preserve">Cloudflare (the</w:t>
-      </w:r>
-      <w:r>
-        <w:t xml:space="preserve"> </w:t>
-      </w:r>
-      <w:r>
-        <w:t xml:space="preserve">“I’m not a robot”</w:t>
-      </w:r>
-      <w:r>
-        <w:t xml:space="preserve"> </w:t>
-      </w:r>
-      <w:r>
-        <w:t xml:space="preserve">check, Turnstile, when a candidate starts through a job ad’s link: their browser’s signals and address, from which prepza keeps only whether it passed; Cloudflare, Inc., United States, under the EU-US Data Privacy Framework).</w:t>
+        <w:t xml:space="preserve">Langfuse (records of AI calls, to monitor and improve the quality of answers: what is sent to the AI and its answers, which can include candidates’ data the AI handles, such as the results the assistant reads to answer a member, and votes on the assistant’s answers; kept 30 days; Langfuse GmbH, Germany, its EU cloud).</w:t>
       </w:r>
     </w:p>
     <w:p>
@@ -992,7 +980,19 @@
         </w:numPr>
       </w:pPr>
       <w:r>
-        <w:t xml:space="preserve">Upstash (short-lived counters for limits and live updates; EU, Belgium).</w:t>
+        <w:t xml:space="preserve">Cloudflare (the</w:t>
+      </w:r>
+      <w:r>
+        <w:t xml:space="preserve"> </w:t>
+      </w:r>
+      <w:r>
+        <w:t xml:space="preserve">“I’m not a robot”</w:t>
+      </w:r>
+      <w:r>
+        <w:t xml:space="preserve"> </w:t>
+      </w:r>
+      <w:r>
+        <w:t xml:space="preserve">check, Turnstile, when a candidate starts through a job ad’s link: their browser’s signals and address, from which prepza keeps only whether it passed; Cloudflare, Inc., United States, under the EU-US Data Privacy Framework).</w:t>
       </w:r>
     </w:p>
     <w:p>
@@ -1004,6 +1004,18 @@
         </w:numPr>
       </w:pPr>
       <w:r>
+        <w:t xml:space="preserve">Upstash (short-lived counters for limits and live updates; EU, Belgium).</w:t>
+      </w:r>
+    </w:p>
+    <w:p>
+      <w:pPr>
+        <w:pStyle w:val="Compact"/>
+        <w:numPr>
+          <w:ilvl w:val="0"/>
+          <w:numId w:val="1002"/>
+        </w:numPr>
+      </w:pPr>
+      <w:r>
         <w:t xml:space="preserve">Paddle (payments; receives no candidate data).</w:t>
       </w:r>
     </w:p>
@@ -1262,6 +1274,12 @@
       </w:r>
       <w:r>
         <w:t xml:space="preserve">company is deleted.</w:t>
+      </w:r>
+      <w:r>
+        <w:t xml:space="preserve"> </w:t>
+      </w:r>
+      <w:r>
+        <w:t xml:space="preserve">Records of AI calls at Langfuse: 30 days.</w:t>
       </w:r>
       <w:r>
         <w:t xml:space="preserve"> </w:t>

--- a/frontend/public/documents/prepza-dpia-template.docx
+++ b/frontend/public/documents/prepza-dpia-template.docx
@@ -1201,19 +1201,37 @@
         <w:t xml:space="preserve"> </w:t>
       </w:r>
       <w:r>
-        <w:t xml:space="preserve">Two sub-processors handle data in the United States: Google</w:t>
-      </w:r>
-      <w:r>
-        <w:t xml:space="preserve"> </w:t>
-      </w:r>
-      <w:r>
-        <w:t xml:space="preserve">Firebase (sign-in), under the EU-US Data Privacy Framework, and OpenAI, through OpenAI Ireland Ltd</w:t>
-      </w:r>
-      <w:r>
-        <w:t xml:space="preserve"> </w:t>
-      </w:r>
-      <w:r>
-        <w:t xml:space="preserve">under the European Commission’s standard contractual clauses. prepza gives a copy of the</w:t>
+        <w:t xml:space="preserve">Three sub-processors handle data in the United States: Google</w:t>
+      </w:r>
+      <w:r>
+        <w:t xml:space="preserve"> </w:t>
+      </w:r>
+      <w:r>
+        <w:t xml:space="preserve">Firebase (sign-in) and Cloudflare (the</w:t>
+      </w:r>
+      <w:r>
+        <w:t xml:space="preserve"> </w:t>
+      </w:r>
+      <w:r>
+        <w:t xml:space="preserve">“I’m not a robot”</w:t>
+      </w:r>
+      <w:r>
+        <w:t xml:space="preserve"> </w:t>
+      </w:r>
+      <w:r>
+        <w:t xml:space="preserve">check), under the EU-US Data Privacy</w:t>
+      </w:r>
+      <w:r>
+        <w:t xml:space="preserve"> </w:t>
+      </w:r>
+      <w:r>
+        <w:t xml:space="preserve">Framework, and OpenAI, through OpenAI Ireland Ltd under the European Commission’s standard</w:t>
+      </w:r>
+      <w:r>
+        <w:t xml:space="preserve"> </w:t>
+      </w:r>
+      <w:r>
+        <w:t xml:space="preserve">contractual clauses. prepza gives a copy of the</w:t>
       </w:r>
       <w:r>
         <w:t xml:space="preserve"> </w:t>

--- a/frontend/public/documents/prepza-dpia-template.docx
+++ b/frontend/public/documents/prepza-dpia-template.docx
@@ -685,6 +685,30 @@
             </w:pPr>
             <w:r>
               <w:t xml:space="preserve">Times the candidate left the page, copy attempts, answers under 3 seconds, each with the question on screen</w:t>
+            </w:r>
+          </w:p>
+        </w:tc>
+      </w:tr>
+      <w:tr>
+        <w:tc>
+          <w:tcPr/>
+          <w:p>
+            <w:pPr>
+              <w:pStyle w:val="Compact"/>
+            </w:pPr>
+            <w:r>
+              <w:t xml:space="preserve">Pledge</w:t>
+            </w:r>
+          </w:p>
+        </w:tc>
+        <w:tc>
+          <w:tcPr/>
+          <w:p>
+            <w:pPr>
+              <w:pStyle w:val="Compact"/>
+            </w:pPr>
+            <w:r>
+              <w:t xml:space="preserve">When the candidate confirmed, before starting, that they’d answer on their own, without AI tools or other people</w:t>
             </w:r>
           </w:p>
         </w:tc>

--- a/frontend/public/documents/prepza-dpia-template.docx
+++ b/frontend/public/documents/prepza-dpia-template.docx
@@ -16,7 +16,7 @@
         <w:pStyle w:val="FirstParagraph"/>
       </w:pPr>
       <w:r>
-        <w:t xml:space="preserve">Version: 2026-11-08</w:t>
+        <w:t xml:space="preserve">Version: 2026-10-23</w:t>
       </w:r>
       <w:r>
         <w:br/>
@@ -482,6 +482,58 @@
       <w:r>
         <w:t xml:space="preserve">integrity signals.</w:t>
       </w:r>
+      <w:r>
+        <w:t xml:space="preserve"> </w:t>
+      </w:r>
+      <w:r>
+        <w:t xml:space="preserve">If you set an interview to</w:t>
+      </w:r>
+      <w:r>
+        <w:t xml:space="preserve"> </w:t>
+      </w:r>
+      <w:r>
+        <w:rPr>
+          <w:b/>
+          <w:bCs/>
+        </w:rPr>
+        <w:t xml:space="preserve">voice mode</w:t>
+      </w:r>
+      <w:r>
+        <w:t xml:space="preserve"> </w:t>
+      </w:r>
+      <w:r>
+        <w:t xml:space="preserve">(English, Spanish, German, French, Portuguese or</w:t>
+      </w:r>
+      <w:r>
+        <w:t xml:space="preserve"> </w:t>
+      </w:r>
+      <w:r>
+        <w:t xml:space="preserve">Italian), prepza reads each question and its options aloud and the candidate answers aloud:</w:t>
+      </w:r>
+      <w:r>
+        <w:t xml:space="preserve"> </w:t>
+      </w:r>
+      <w:r>
+        <w:t xml:space="preserve">what the microphone picks up while they answer is turned into text by AI and matched to the</w:t>
+      </w:r>
+      <w:r>
+        <w:t xml:space="preserve"> </w:t>
+      </w:r>
+      <w:r>
+        <w:t xml:space="preserve">options, the candidate confirms the choice, and it’s recorded as a tapped answer is. The audio</w:t>
+      </w:r>
+      <w:r>
+        <w:t xml:space="preserve"> </w:t>
+      </w:r>
+      <w:r>
+        <w:t xml:space="preserve">and its text are never stored, voices are never analysed (no tone, emotion or confidence), and</w:t>
+      </w:r>
+      <w:r>
+        <w:t xml:space="preserve"> </w:t>
+      </w:r>
+      <w:r>
+        <w:t xml:space="preserve">the candidate can always tap an option instead. Marking is the same in both modes.</w:t>
+      </w:r>
     </w:p>
     <w:p>
       <w:pPr>
@@ -541,6 +593,76 @@
       </w:r>
       <w:r>
         <w:t xml:space="preserve">confirmation; through an AI app, whether to ask first is up to that app.</w:t>
+      </w:r>
+    </w:p>
+    <w:p>
+      <w:pPr>
+        <w:pStyle w:val="Compact"/>
+        <w:numPr>
+          <w:ilvl w:val="0"/>
+          <w:numId w:val="1001"/>
+        </w:numPr>
+      </w:pPr>
+      <w:r>
+        <w:t xml:space="preserve">Your team can write notes on an interview (its Notes tab, the assistant, AI apps or the API’s</w:t>
+      </w:r>
+      <w:r>
+        <w:t xml:space="preserve"> </w:t>
+      </w:r>
+      <w:r>
+        <w:t xml:space="preserve">keys); candidates never see them.</w:t>
+      </w:r>
+    </w:p>
+    <w:p>
+      <w:pPr>
+        <w:pStyle w:val="Compact"/>
+        <w:numPr>
+          <w:ilvl w:val="0"/>
+          <w:numId w:val="1001"/>
+        </w:numPr>
+      </w:pPr>
+      <w:r>
+        <w:t xml:space="preserve">If you have topped up at least once, an interview’s</w:t>
+      </w:r>
+      <w:r>
+        <w:t xml:space="preserve"> </w:t>
+      </w:r>
+      <w:r>
+        <w:rPr>
+          <w:b/>
+          <w:bCs/>
+        </w:rPr>
+        <w:t xml:space="preserve">Discover</w:t>
+      </w:r>
+      <w:r>
+        <w:t xml:space="preserve"> </w:t>
+      </w:r>
+      <w:r>
+        <w:t xml:space="preserve">tab lists people who chose to</w:t>
+      </w:r>
+      <w:r>
+        <w:t xml:space="preserve"> </w:t>
+      </w:r>
+      <w:r>
+        <w:t xml:space="preserve">be open to offers and practised its subjects at its level: their name, LinkedIn profile and</w:t>
+      </w:r>
+      <w:r>
+        <w:t xml:space="preserve"> </w:t>
+      </w:r>
+      <w:r>
+        <w:t xml:space="preserve">latest timed practice results. prepza shows them with their consent, as their controller; what</w:t>
+      </w:r>
+      <w:r>
+        <w:t xml:space="preserve"> </w:t>
+      </w:r>
+      <w:r>
+        <w:t xml:space="preserve">you do with what you see, and anyone you invite from there, is yours as controller (see</w:t>
+      </w:r>
+      <w:r>
+        <w:t xml:space="preserve"> </w:t>
+      </w:r>
+      <w:r>
+        <w:t xml:space="preserve">section 3, Information to candidates).</w:t>
       </w:r>
     </w:p>
     <w:p>
@@ -684,7 +806,79 @@
               <w:pStyle w:val="Compact"/>
             </w:pPr>
             <w:r>
-              <w:t xml:space="preserve">Times the candidate left the page, copy attempts, answers under 3 seconds, each with the question on screen</w:t>
+              <w:t xml:space="preserve">Times the candidate left the page (with how long they were away), copy attempts, answers under 3 seconds, each with the question on screen; answer patterns worked out when you read the results and never stored (answer times about the same on every question whatever its length, or hard questions right while easy ones were wrong, against all candidates’ answers), with up to 3 follow-up questions to ask in a live interview</w:t>
+            </w:r>
+          </w:p>
+        </w:tc>
+      </w:tr>
+      <w:tr>
+        <w:tc>
+          <w:tcPr/>
+          <w:p>
+            <w:pPr>
+              <w:pStyle w:val="Compact"/>
+            </w:pPr>
+            <w:r>
+              <w:t xml:space="preserve">Voice mode</w:t>
+            </w:r>
+          </w:p>
+        </w:tc>
+        <w:tc>
+          <w:tcPr/>
+          <w:p>
+            <w:pPr>
+              <w:pStyle w:val="Compact"/>
+            </w:pPr>
+            <w:r>
+              <w:t xml:space="preserve">Only for an interview you set to it: what the microphone picks up while the candidate answers (their spoken answer, and any other voice in the room), turned into text and matched to the options in memory, never stored; the options they confirm are stored as answers</w:t>
+            </w:r>
+          </w:p>
+        </w:tc>
+      </w:tr>
+      <w:tr>
+        <w:tc>
+          <w:tcPr/>
+          <w:p>
+            <w:pPr>
+              <w:pStyle w:val="Compact"/>
+            </w:pPr>
+            <w:r>
+              <w:t xml:space="preserve">Team notes</w:t>
+            </w:r>
+          </w:p>
+        </w:tc>
+        <w:tc>
+          <w:tcPr/>
+          <w:p>
+            <w:pPr>
+              <w:pStyle w:val="Compact"/>
+            </w:pPr>
+            <w:r>
+              <w:t xml:space="preserve">Notes your members and API keys write on an interview, which may name candidates; kept with the interview</w:t>
+            </w:r>
+          </w:p>
+        </w:tc>
+      </w:tr>
+      <w:tr>
+        <w:tc>
+          <w:tcPr/>
+          <w:p>
+            <w:pPr>
+              <w:pStyle w:val="Compact"/>
+            </w:pPr>
+            <w:r>
+              <w:t xml:space="preserve">Open to offers</w:t>
+            </w:r>
+          </w:p>
+        </w:tc>
+        <w:tc>
+          <w:tcPr/>
+          <w:p>
+            <w:pPr>
+              <w:pStyle w:val="Compact"/>
+            </w:pPr>
+            <w:r>
+              <w:t xml:space="preserve">For people on your Discover tab: name, LinkedIn profile address, latest timed practice results on your interview’s subjects; never their email until you invite them</w:t>
             </w:r>
           </w:p>
         </w:tc>
@@ -926,7 +1120,19 @@
         <w:t xml:space="preserve"> </w:t>
       </w:r>
       <w:r>
-        <w:t xml:space="preserve">turned into text. prepza tells OpenAI not to store it; under OpenAI’s API terms it keeps the</w:t>
+        <w:t xml:space="preserve">turned into text. In voice mode: questions read aloud (no personal data), and a candidate’s</w:t>
+      </w:r>
+      <w:r>
+        <w:t xml:space="preserve"> </w:t>
+      </w:r>
+      <w:r>
+        <w:t xml:space="preserve">spoken answer turned into text and matched to the options, from the recording and then its</w:t>
+      </w:r>
+      <w:r>
+        <w:t xml:space="preserve"> </w:t>
+      </w:r>
+      <w:r>
+        <w:t xml:space="preserve">text with the question and options, never the answer key. prepza tells OpenAI not to store it; under OpenAI’s API terms it keeps the</w:t>
       </w:r>
       <w:r>
         <w:t xml:space="preserve"> </w:t>
@@ -992,7 +1198,7 @@
         </w:numPr>
       </w:pPr>
       <w:r>
-        <w:t xml:space="preserve">Langfuse (records of AI calls, to monitor and improve the quality of answers: what is sent to the AI and its answers, which can include candidates’ data the AI handles, such as the results the assistant reads to answer a member, and votes on the assistant’s answers; kept 30 days; Langfuse GmbH, Germany, its EU cloud).</w:t>
+        <w:t xml:space="preserve">Langfuse (records of AI calls, to monitor and improve the quality of answers: what is sent to the AI and its answers, which can include candidates’ data the AI handles, such as the results the assistant reads to answer a member, and votes on the assistant’s answers; in voice mode only which options a spoken answer matched, never its words; kept 30 days; Langfuse GmbH, Germany, its EU cloud).</w:t>
       </w:r>
     </w:p>
     <w:p>
@@ -1261,7 +1467,31 @@
         <w:t xml:space="preserve"> </w:t>
       </w:r>
       <w:r>
-        <w:t xml:space="preserve">safeguards on request. Transfers to tools you connect are yours to cover.</w:t>
+        <w:t xml:space="preserve">safeguards on request. Transfers to tools you connect are yours to cover. For candidates under</w:t>
+      </w:r>
+      <w:r>
+        <w:t xml:space="preserve"> </w:t>
+      </w:r>
+      <w:r>
+        <w:t xml:space="preserve">UK data protection law, transfers from the UK to prepza in the EU need no safeguard (UK adequacy</w:t>
+      </w:r>
+      <w:r>
+        <w:t xml:space="preserve"> </w:t>
+      </w:r>
+      <w:r>
+        <w:t xml:space="preserve">regulations), and the onward transfers rely on the UK Extension to the EU-US Data Privacy</w:t>
+      </w:r>
+      <w:r>
+        <w:t xml:space="preserve"> </w:t>
+      </w:r>
+      <w:r>
+        <w:t xml:space="preserve">Framework (Google Firebase, Cloudflare) and the standard contractual clauses with the UK</w:t>
+      </w:r>
+      <w:r>
+        <w:t xml:space="preserve"> </w:t>
+      </w:r>
+      <w:r>
+        <w:t xml:space="preserve">International Data Transfer Addendum (OpenAI).</w:t>
       </w:r>
     </w:p>
     <w:p>
@@ -1321,7 +1551,13 @@
         <w:t xml:space="preserve"> </w:t>
       </w:r>
       <w:r>
-        <w:t xml:space="preserve">Records of AI calls at Langfuse: 30 days.</w:t>
+        <w:t xml:space="preserve">Records of AI calls at Langfuse: 30 days. Team notes: with their interview. Voice mode’s spoken</w:t>
+      </w:r>
+      <w:r>
+        <w:t xml:space="preserve"> </w:t>
+      </w:r>
+      <w:r>
+        <w:t xml:space="preserve">answers: never stored.</w:t>
       </w:r>
       <w:r>
         <w:t xml:space="preserve"> </w:t>
@@ -1570,7 +1806,7 @@
               <w:pStyle w:val="Compact"/>
             </w:pPr>
             <w:r>
-              <w:t xml:space="preserve">Only sign-in details and test data; no CV, video, voice or demographics are collected by prepza</w:t>
+              <w:t xml:space="preserve">Only sign-in details and test data; no CV, video, voice recordings or demographics are kept by prepza; in voice mode, speech is turned into text and options in memory and never stored or analysed for anything else</w:t>
             </w:r>
           </w:p>
         </w:tc>
@@ -1594,7 +1830,7 @@
               <w:pStyle w:val="Compact"/>
             </w:pPr>
             <w:r>
-              <w:t xml:space="preserve">Invite page tells candidates what to expect, whether prepza has verified your company, that leaving the page and copying are recorded, that questions are AI-written, that people at your company decide and can review their result, and to ask you for more time if needed. Invites and reminders have links to stop your emails or that interview’s reminders.</w:t>
+              <w:t xml:space="preserve">For people you invite from the Discover tab, you got their data from prepza, not from them: tell them, at the latest in your first message (the invite), who you are, why you contacted them, what you saw (name, LinkedIn profile, practice results) and their rights (GDPR and UK GDPR Art. 14). Invite page tells candidates what to expect, whether prepza has verified your company, that leaving the page and copying are recorded, that questions are AI-written, that people at your company decide and can review their result, and to ask you for more time if needed. Invites and reminders have links to stop your emails or that interview’s reminders.</w:t>
             </w:r>
             <w:r>
               <w:t xml:space="preserve"> </w:t>
@@ -1996,18 +2232,27 @@
               <w:pStyle w:val="Compact"/>
             </w:pPr>
             <w:r>
-              <w:t xml:space="preserve">Page-leave and fast-answer signals</w:t>
-            </w:r>
-          </w:p>
-        </w:tc>
-        <w:tc>
-          <w:tcPr/>
-          <w:p>
-            <w:pPr>
-              <w:pStyle w:val="Compact"/>
-            </w:pPr>
-            <w:r>
-              <w:t xml:space="preserve">Shown as hints with the question on screen</w:t>
+              <w:t xml:space="preserve">Page-leave and fast-answer signals; answer patterns</w:t>
+            </w:r>
+          </w:p>
+        </w:tc>
+        <w:tc>
+          <w:tcPr/>
+          <w:p>
+            <w:pPr>
+              <w:pStyle w:val="Compact"/>
+            </w:pPr>
+            <w:r>
+              <w:t xml:space="preserve">Shown as hints with the question on screen; each answer pattern set on an offline test to flag at most 1% of honest candidates, not counted as</w:t>
+            </w:r>
+            <w:r>
+              <w:t xml:space="preserve"> </w:t>
+            </w:r>
+            <w:r>
+              <w:t xml:space="preserve">“flagged”</w:t>
+            </w:r>
+            <w:r>
+              <w:t xml:space="preserve">, and shown with follow-up questions to ask rather than a verdict</w:t>
             </w:r>
           </w:p>
         </w:tc>
@@ -2028,29 +2273,29 @@
               <w:pStyle w:val="Compact"/>
             </w:pPr>
             <w:r>
-              <w:t xml:space="preserve">Over-reliance on the assistant’s summaries or comparisons</w:t>
-            </w:r>
-          </w:p>
-        </w:tc>
-        <w:tc>
-          <w:tcPr/>
-          <w:p>
-            <w:pPr>
-              <w:pStyle w:val="Compact"/>
-            </w:pPr>
-            <w:r>
-              <w:t xml:space="preserve">AI-written answers about candidates</w:t>
-            </w:r>
-          </w:p>
-        </w:tc>
-        <w:tc>
-          <w:tcPr/>
-          <w:p>
-            <w:pPr>
-              <w:pStyle w:val="Compact"/>
-            </w:pPr>
-            <w:r>
-              <w:t xml:space="preserve">It answers only from the data its tools read, says the AI can be wrong, makes no decision, and asks before every action in the app; action log marks results read through it</w:t>
+              <w:t xml:space="preserve">A spoken answer misheard (accent, speech impairment, noise)</w:t>
+            </w:r>
+          </w:p>
+        </w:tc>
+        <w:tc>
+          <w:tcPr/>
+          <w:p>
+            <w:pPr>
+              <w:pStyle w:val="Compact"/>
+            </w:pPr>
+            <w:r>
+              <w:t xml:space="preserve">Voice mode’s speech-to-text and matching</w:t>
+            </w:r>
+          </w:p>
+        </w:tc>
+        <w:tc>
+          <w:tcPr/>
+          <w:p>
+            <w:pPr>
+              <w:pStyle w:val="Compact"/>
+            </w:pPr>
+            <w:r>
+              <w:t xml:space="preserve">The interviewer says the option it heard and the candidate confirms it before it counts; tapping an option is always possible; voice mode only in languages where speech recognition is reliable</w:t>
             </w:r>
           </w:p>
         </w:tc>
@@ -2071,29 +2316,29 @@
               <w:pStyle w:val="Compact"/>
             </w:pPr>
             <w:r>
-              <w:t xml:space="preserve">Candidates’ data in an AI app outside your control</w:t>
-            </w:r>
-          </w:p>
-        </w:tc>
-        <w:tc>
-          <w:tcPr/>
-          <w:p>
-            <w:pPr>
-              <w:pStyle w:val="Compact"/>
-            </w:pPr>
-            <w:r>
-              <w:t xml:space="preserve">A member connecting Claude, ChatGPT or another app</w:t>
-            </w:r>
-          </w:p>
-        </w:tc>
-        <w:tc>
-          <w:tcPr/>
-          <w:p>
-            <w:pPr>
-              <w:pStyle w:val="Compact"/>
-            </w:pPr>
-            <w:r>
-              <w:t xml:space="preserve">Only the member’s own access; your owners and admins can turn AI apps off for your company; no access to the in-app notifications; deleting an account or a company is impossible through an app; connections end when disconnected or unused for 90 days; your action log marks what came through an app</w:t>
+              <w:t xml:space="preserve">Other people’s voices sent for transcription</w:t>
+            </w:r>
+          </w:p>
+        </w:tc>
+        <w:tc>
+          <w:tcPr/>
+          <w:p>
+            <w:pPr>
+              <w:pStyle w:val="Compact"/>
+            </w:pPr>
+            <w:r>
+              <w:t xml:space="preserve">A room with others talking while the candidate answers</w:t>
+            </w:r>
+          </w:p>
+        </w:tc>
+        <w:tc>
+          <w:tcPr/>
+          <w:p>
+            <w:pPr>
+              <w:pStyle w:val="Compact"/>
+            </w:pPr>
+            <w:r>
+              <w:t xml:space="preserve">Speech is sent only while the interview listens for an answer, turned into text in memory and never stored</w:t>
             </w:r>
           </w:p>
         </w:tc>
@@ -2114,29 +2359,29 @@
               <w:pStyle w:val="Compact"/>
             </w:pPr>
             <w:r>
-              <w:t xml:space="preserve">Lack of transparency</w:t>
-            </w:r>
-          </w:p>
-        </w:tc>
-        <w:tc>
-          <w:tcPr/>
-          <w:p>
-            <w:pPr>
-              <w:pStyle w:val="Compact"/>
-            </w:pPr>
-            <w:r>
-              <w:t xml:space="preserve">Candidates don’t see their grade</w:t>
-            </w:r>
-          </w:p>
-        </w:tc>
-        <w:tc>
-          <w:tcPr/>
-          <w:p>
-            <w:pPr>
-              <w:pStyle w:val="Compact"/>
-            </w:pPr>
-            <w:r>
-              <w:t xml:space="preserve">Privacy policy; invite page notice</w:t>
+              <w:t xml:space="preserve">Candidates found through Discover treated as applicants without being told</w:t>
+            </w:r>
+          </w:p>
+        </w:tc>
+        <w:tc>
+          <w:tcPr/>
+          <w:p>
+            <w:pPr>
+              <w:pStyle w:val="Compact"/>
+            </w:pPr>
+            <w:r>
+              <w:t xml:space="preserve">Open to offers</w:t>
+            </w:r>
+          </w:p>
+        </w:tc>
+        <w:tc>
+          <w:tcPr/>
+          <w:p>
+            <w:pPr>
+              <w:pStyle w:val="Compact"/>
+            </w:pPr>
+            <w:r>
+              <w:t xml:space="preserve">Listed only with their own consent, which they can withdraw at once; no ranking or recommendation; no email until you invite</w:t>
             </w:r>
           </w:p>
         </w:tc>
@@ -2157,6 +2402,135 @@
               <w:pStyle w:val="Compact"/>
             </w:pPr>
             <w:r>
+              <w:t xml:space="preserve">Over-reliance on the assistant’s summaries or comparisons</w:t>
+            </w:r>
+          </w:p>
+        </w:tc>
+        <w:tc>
+          <w:tcPr/>
+          <w:p>
+            <w:pPr>
+              <w:pStyle w:val="Compact"/>
+            </w:pPr>
+            <w:r>
+              <w:t xml:space="preserve">AI-written answers about candidates</w:t>
+            </w:r>
+          </w:p>
+        </w:tc>
+        <w:tc>
+          <w:tcPr/>
+          <w:p>
+            <w:pPr>
+              <w:pStyle w:val="Compact"/>
+            </w:pPr>
+            <w:r>
+              <w:t xml:space="preserve">It answers only from the data its tools read, says the AI can be wrong, makes no decision, and asks before every action in the app; action log marks results read through it</w:t>
+            </w:r>
+          </w:p>
+        </w:tc>
+        <w:tc>
+          <w:tcPr/>
+          <w:p>
+            <w:pPr>
+              <w:pStyle w:val="Compact"/>
+            </w:pPr>
+          </w:p>
+        </w:tc>
+      </w:tr>
+      <w:tr>
+        <w:tc>
+          <w:tcPr/>
+          <w:p>
+            <w:pPr>
+              <w:pStyle w:val="Compact"/>
+            </w:pPr>
+            <w:r>
+              <w:t xml:space="preserve">Candidates’ data in an AI app outside your control</w:t>
+            </w:r>
+          </w:p>
+        </w:tc>
+        <w:tc>
+          <w:tcPr/>
+          <w:p>
+            <w:pPr>
+              <w:pStyle w:val="Compact"/>
+            </w:pPr>
+            <w:r>
+              <w:t xml:space="preserve">A member connecting Claude, ChatGPT or another app</w:t>
+            </w:r>
+          </w:p>
+        </w:tc>
+        <w:tc>
+          <w:tcPr/>
+          <w:p>
+            <w:pPr>
+              <w:pStyle w:val="Compact"/>
+            </w:pPr>
+            <w:r>
+              <w:t xml:space="preserve">Only the member’s own access; your owners and admins can turn AI apps off for your company; no access to the in-app notifications; deleting an account or a company is impossible through an app; connections end when disconnected or unused for 90 days; your action log marks what came through an app</w:t>
+            </w:r>
+          </w:p>
+        </w:tc>
+        <w:tc>
+          <w:tcPr/>
+          <w:p>
+            <w:pPr>
+              <w:pStyle w:val="Compact"/>
+            </w:pPr>
+          </w:p>
+        </w:tc>
+      </w:tr>
+      <w:tr>
+        <w:tc>
+          <w:tcPr/>
+          <w:p>
+            <w:pPr>
+              <w:pStyle w:val="Compact"/>
+            </w:pPr>
+            <w:r>
+              <w:t xml:space="preserve">Lack of transparency</w:t>
+            </w:r>
+          </w:p>
+        </w:tc>
+        <w:tc>
+          <w:tcPr/>
+          <w:p>
+            <w:pPr>
+              <w:pStyle w:val="Compact"/>
+            </w:pPr>
+            <w:r>
+              <w:t xml:space="preserve">Candidates don’t see their grade</w:t>
+            </w:r>
+          </w:p>
+        </w:tc>
+        <w:tc>
+          <w:tcPr/>
+          <w:p>
+            <w:pPr>
+              <w:pStyle w:val="Compact"/>
+            </w:pPr>
+            <w:r>
+              <w:t xml:space="preserve">Privacy policy; invite page notice</w:t>
+            </w:r>
+          </w:p>
+        </w:tc>
+        <w:tc>
+          <w:tcPr/>
+          <w:p>
+            <w:pPr>
+              <w:pStyle w:val="Compact"/>
+            </w:pPr>
+          </w:p>
+        </w:tc>
+      </w:tr>
+      <w:tr>
+        <w:tc>
+          <w:tcPr/>
+          <w:p>
+            <w:pPr>
+              <w:pStyle w:val="Compact"/>
+            </w:pPr>
+            <w:r>
               <w:t xml:space="preserve">Results reaching the wrong place through your tools</w:t>
             </w:r>
           </w:p>
@@ -2179,7 +2553,7 @@
               <w:pStyle w:val="Compact"/>
             </w:pPr>
             <w:r>
-              <w:t xml:space="preserve">Only owners and admins connect them; keys, tokens, Slack web hooks and web hook secrets stored encrypted, API keys only as a hash; each stops working when whoever made it is no longer an owner or admin; web hooks only to public HTTPS addresses, signed; events from an applicant tracking system accepted only with its signature</w:t>
+              <w:t xml:space="preserve">Only owners and admins connect them; keys, tokens, Slack web hooks and web hook secrets stored encrypted, API keys only as a hash; an applicant tracking system or Slack connection stops working when whoever made it is no longer an owner or admin, while API keys and web hooks belong to the company, act as themselves (every action named by its key in the action log) and work until deleted, keys also until they expire; web hooks only to public HTTPS addresses, signed; events from an applicant tracking system accepted only with its signature</w:t>
             </w:r>
           </w:p>
         </w:tc>
@@ -2377,7 +2751,13 @@
         </w:numPr>
       </w:pPr>
       <w:r>
-        <w:t xml:space="preserve">Human review offered on request, with a response time</w:t>
+        <w:t xml:space="preserve">Voice mode: candidates told before they start that their answers are turned into text by</w:t>
+      </w:r>
+      <w:r>
+        <w:t xml:space="preserve"> </w:t>
+      </w:r>
+      <w:r>
+        <w:t xml:space="preserve">AI, and that they can tap instead; click mode offered to anyone who asks</w:t>
       </w:r>
     </w:p>
     <w:p>
@@ -2389,7 +2769,7 @@
         </w:numPr>
       </w:pPr>
       <w:r>
-        <w:t xml:space="preserve">Adverse impact checked on your own hiring outcomes where lawful</w:t>
+        <w:t xml:space="preserve">Discover: people invited from it told, in the invite, where you found them and their rights</w:t>
       </w:r>
     </w:p>
     <w:p>
@@ -2401,7 +2781,7 @@
         </w:numPr>
       </w:pPr>
       <w:r>
-        <w:t xml:space="preserve">Downloaded PDFs kept no longer than your retention period</w:t>
+        <w:t xml:space="preserve">Human review offered on request, with a response time</w:t>
       </w:r>
     </w:p>
     <w:p>
@@ -2413,13 +2793,7 @@
         </w:numPr>
       </w:pPr>
       <w:r>
-        <w:t xml:space="preserve">Decided whether members may use the assistant and AI apps (</w:t>
-      </w:r>
-      <w:r>
-        <w:t xml:space="preserve">“Allow AI apps”</w:t>
-      </w:r>
-      <w:r>
-        <w:t xml:space="preserve">), and under which terms</w:t>
+        <w:t xml:space="preserve">Adverse impact checked on your own hiring outcomes where lawful</w:t>
       </w:r>
     </w:p>
     <w:p>
@@ -2428,6 +2802,36 @@
         <w:numPr>
           <w:ilvl w:val="0"/>
           <w:numId w:val="1013"/>
+        </w:numPr>
+      </w:pPr>
+      <w:r>
+        <w:t xml:space="preserve">Downloaded PDFs kept no longer than your retention period</w:t>
+      </w:r>
+    </w:p>
+    <w:p>
+      <w:pPr>
+        <w:pStyle w:val="Compact"/>
+        <w:numPr>
+          <w:ilvl w:val="0"/>
+          <w:numId w:val="1014"/>
+        </w:numPr>
+      </w:pPr>
+      <w:r>
+        <w:t xml:space="preserve">Decided whether members may use the assistant and AI apps (</w:t>
+      </w:r>
+      <w:r>
+        <w:t xml:space="preserve">“Allow AI apps”</w:t>
+      </w:r>
+      <w:r>
+        <w:t xml:space="preserve">), and under which terms</w:t>
+      </w:r>
+    </w:p>
+    <w:p>
+      <w:pPr>
+        <w:pStyle w:val="Compact"/>
+        <w:numPr>
+          <w:ilvl w:val="0"/>
+          <w:numId w:val="1015"/>
         </w:numPr>
       </w:pPr>
       <w:r>
@@ -3110,6 +3514,12 @@
     <w:abstractNumId w:val="992"/>
   </w:num>
   <w:num w:numId="1013">
+    <w:abstractNumId w:val="992"/>
+  </w:num>
+  <w:num w:numId="1014">
+    <w:abstractNumId w:val="992"/>
+  </w:num>
+  <w:num w:numId="1015">
     <w:abstractNumId w:val="992"/>
   </w:num>
 </w:numbering>
